--- a/OkostoltoRendszer/Documents/Specifikáció.docx
+++ b/OkostoltoRendszer/Documents/Specifikáció.docx
@@ -690,25 +690,23 @@
           <w:sz w:val="28"/>
           <w:szCs w:val="40"/>
         </w:rPr>
-        <w:t xml:space="preserve">: a töltés </w:t>
-      </w:r>
-      <w:proofErr w:type="spellStart"/>
-      <w:r>
-        <w:rPr>
-          <w:rFonts w:eastAsia="Yu Gothic UI Semibold" w:cstheme="minorHAnsi"/>
-          <w:sz w:val="28"/>
-          <w:szCs w:val="40"/>
-        </w:rPr>
-        <w:t>autómatikusan</w:t>
-      </w:r>
-      <w:proofErr w:type="spellEnd"/>
-      <w:r>
-        <w:rPr>
-          <w:rFonts w:eastAsia="Yu Gothic UI Semibold" w:cstheme="minorHAnsi"/>
-          <w:sz w:val="28"/>
-          <w:szCs w:val="40"/>
-        </w:rPr>
-        <w:t xml:space="preserve"> leáll</w:t>
+        <w:t>: a töltés aut</w:t>
+      </w:r>
+      <w:r>
+        <w:rPr>
+          <w:rFonts w:eastAsia="Yu Gothic UI Semibold" w:cstheme="minorHAnsi"/>
+          <w:sz w:val="28"/>
+          <w:szCs w:val="40"/>
+        </w:rPr>
+        <w:t>o</w:t>
+      </w:r>
+      <w:r>
+        <w:rPr>
+          <w:rFonts w:eastAsia="Yu Gothic UI Semibold" w:cstheme="minorHAnsi"/>
+          <w:sz w:val="28"/>
+          <w:szCs w:val="40"/>
+        </w:rPr>
+        <w:t>matikusan leáll</w:t>
       </w:r>
       <w:r>
         <w:rPr>
@@ -862,15 +860,7 @@
           <w:sz w:val="28"/>
           <w:szCs w:val="40"/>
         </w:rPr>
-        <w:t>A nap végén jelenítse meg a portok kihasználtságát %-ban és a teljes bevételt</w:t>
-      </w:r>
-      <w:r>
-        <w:rPr>
-          <w:rFonts w:eastAsia="Yu Gothic UI Semibold" w:cstheme="minorHAnsi"/>
-          <w:sz w:val="28"/>
-          <w:szCs w:val="40"/>
-        </w:rPr>
-        <w:t xml:space="preserve"> egy file-ban</w:t>
+        <w:t>A nap végén jelenítse meg a portok kihasználtságát %-ban és a teljes bevételt egy file-ban</w:t>
       </w:r>
     </w:p>
     <w:p>
@@ -983,6 +973,28 @@
           <w:szCs w:val="40"/>
         </w:rPr>
         <w:t>Felhasználóbarát</w:t>
+      </w:r>
+    </w:p>
+    <w:p>
+      <w:pPr>
+        <w:pStyle w:val="Listaszerbekezds"/>
+        <w:numPr>
+          <w:ilvl w:val="0"/>
+          <w:numId w:val="4"/>
+        </w:numPr>
+        <w:rPr>
+          <w:rFonts w:eastAsia="Yu Gothic UI Semibold" w:cstheme="minorHAnsi"/>
+          <w:sz w:val="28"/>
+          <w:szCs w:val="40"/>
+        </w:rPr>
+      </w:pPr>
+      <w:r>
+        <w:rPr>
+          <w:rFonts w:eastAsia="Yu Gothic UI Semibold" w:cstheme="minorHAnsi"/>
+          <w:sz w:val="28"/>
+          <w:szCs w:val="40"/>
+        </w:rPr>
+        <w:t>A rendszer kezeli a kivételeket, hibás bemeneteket</w:t>
       </w:r>
     </w:p>
     <w:p>
@@ -1264,76 +1276,326 @@
           <w:szCs w:val="40"/>
         </w:rPr>
       </w:pPr>
-    </w:p>
-    <w:p>
-      <w:pPr>
-        <w:rPr>
-          <w:rFonts w:eastAsia="Yu Gothic UI Semibold" w:cstheme="minorHAnsi"/>
-          <w:b/>
-          <w:sz w:val="32"/>
-          <w:szCs w:val="40"/>
-        </w:rPr>
-      </w:pPr>
-    </w:p>
-    <w:p>
-      <w:pPr>
-        <w:rPr>
-          <w:rFonts w:eastAsia="Yu Gothic UI Semibold" w:cstheme="minorHAnsi"/>
-          <w:b/>
-          <w:sz w:val="32"/>
-          <w:szCs w:val="40"/>
-        </w:rPr>
-      </w:pPr>
-    </w:p>
-    <w:p>
-      <w:pPr>
-        <w:rPr>
-          <w:rFonts w:eastAsia="Yu Gothic UI Semibold" w:cstheme="minorHAnsi"/>
-          <w:b/>
-          <w:sz w:val="32"/>
-          <w:szCs w:val="40"/>
-        </w:rPr>
-      </w:pPr>
-      <w:r>
-        <w:rPr>
-          <w:rFonts w:eastAsia="Yu Gothic UI Semibold" w:cstheme="minorHAnsi"/>
-          <w:b/>
-          <w:sz w:val="32"/>
-          <w:szCs w:val="40"/>
-        </w:rPr>
-        <w:t>Portok részletes specifikációja (tábla):</w:t>
-      </w:r>
-    </w:p>
-    <w:p>
-      <w:pPr>
-        <w:rPr>
-          <w:rFonts w:eastAsia="Yu Gothic UI Semibold" w:cstheme="minorHAnsi"/>
-          <w:b/>
-          <w:sz w:val="32"/>
-          <w:szCs w:val="40"/>
-        </w:rPr>
-      </w:pPr>
-    </w:p>
-    <w:p>
-      <w:pPr>
-        <w:rPr>
-          <w:rFonts w:eastAsia="Yu Gothic UI Semibold" w:cstheme="minorHAnsi"/>
-          <w:b/>
-          <w:sz w:val="32"/>
-          <w:szCs w:val="40"/>
-        </w:rPr>
-      </w:pPr>
-      <w:r>
-        <w:rPr>
-          <w:rFonts w:eastAsia="Yu Gothic UI Semibold" w:cstheme="minorHAnsi"/>
-          <w:b/>
-          <w:sz w:val="32"/>
-          <w:szCs w:val="40"/>
-        </w:rPr>
-        <w:t>Felhasználói folyamatok/forgatókönyvek:</w:t>
+      <w:r>
+        <w:rPr>
+          <w:rFonts w:eastAsia="Yu Gothic UI Semibold" w:cstheme="minorHAnsi"/>
+          <w:b/>
+          <w:sz w:val="28"/>
+          <w:szCs w:val="40"/>
+        </w:rPr>
+        <w:t xml:space="preserve">Szerződött márkák: </w:t>
+      </w:r>
+      <w:r>
+        <w:rPr>
+          <w:rFonts w:eastAsia="Yu Gothic UI Semibold" w:cstheme="minorHAnsi"/>
+          <w:sz w:val="28"/>
+          <w:szCs w:val="40"/>
+        </w:rPr>
+        <w:t>Tesla, Hyunda</w:t>
       </w:r>
       <w:bookmarkStart w:id="0" w:name="_GoBack"/>
       <w:bookmarkEnd w:id="0"/>
+      <w:r>
+        <w:rPr>
+          <w:rFonts w:eastAsia="Yu Gothic UI Semibold" w:cstheme="minorHAnsi"/>
+          <w:sz w:val="28"/>
+          <w:szCs w:val="40"/>
+        </w:rPr>
+        <w:t>i, Volkswagen</w:t>
+      </w:r>
+    </w:p>
+    <w:p>
+      <w:pPr>
+        <w:pStyle w:val="Listaszerbekezds"/>
+        <w:numPr>
+          <w:ilvl w:val="0"/>
+          <w:numId w:val="8"/>
+        </w:numPr>
+        <w:rPr>
+          <w:rFonts w:eastAsia="Yu Gothic UI Semibold" w:cstheme="minorHAnsi"/>
+          <w:b/>
+          <w:sz w:val="28"/>
+          <w:szCs w:val="40"/>
+        </w:rPr>
+      </w:pPr>
+    </w:p>
+    <w:p>
+      <w:pPr>
+        <w:rPr>
+          <w:rFonts w:eastAsia="Yu Gothic UI Semibold" w:cstheme="minorHAnsi"/>
+          <w:b/>
+          <w:sz w:val="32"/>
+          <w:szCs w:val="40"/>
+        </w:rPr>
+      </w:pPr>
+    </w:p>
+    <w:p>
+      <w:pPr>
+        <w:rPr>
+          <w:rFonts w:eastAsia="Yu Gothic UI Semibold" w:cstheme="minorHAnsi"/>
+          <w:b/>
+          <w:sz w:val="32"/>
+          <w:szCs w:val="40"/>
+        </w:rPr>
+      </w:pPr>
+      <w:r>
+        <w:rPr>
+          <w:rFonts w:eastAsia="Yu Gothic UI Semibold" w:cstheme="minorHAnsi"/>
+          <w:b/>
+          <w:sz w:val="32"/>
+          <w:szCs w:val="40"/>
+        </w:rPr>
+        <w:t>Portok részletes specifikációja (tábla):</w:t>
+      </w:r>
+    </w:p>
+    <w:tbl>
+      <w:tblPr>
+        <w:tblStyle w:val="Rcsostblzat"/>
+        <w:tblW w:w="0" w:type="auto"/>
+        <w:tblLook w:val="04A0" w:firstRow="1" w:lastRow="0" w:firstColumn="1" w:lastColumn="0" w:noHBand="0" w:noVBand="1"/>
+      </w:tblPr>
+      <w:tblGrid>
+        <w:gridCol w:w="4531"/>
+        <w:gridCol w:w="4531"/>
+      </w:tblGrid>
+      <w:tr>
+        <w:tc>
+          <w:tcPr>
+            <w:tcW w:w="4531" w:type="dxa"/>
+          </w:tcPr>
+          <w:p>
+            <w:pPr>
+              <w:rPr>
+                <w:rFonts w:eastAsia="Yu Gothic UI Semibold" w:cstheme="minorHAnsi"/>
+                <w:b/>
+                <w:sz w:val="32"/>
+                <w:szCs w:val="40"/>
+              </w:rPr>
+            </w:pPr>
+            <w:r>
+              <w:rPr>
+                <w:rFonts w:eastAsia="Yu Gothic UI Semibold" w:cstheme="minorHAnsi"/>
+                <w:b/>
+                <w:sz w:val="32"/>
+                <w:szCs w:val="40"/>
+              </w:rPr>
+              <w:t>Lassú port</w:t>
+            </w:r>
+          </w:p>
+        </w:tc>
+        <w:tc>
+          <w:tcPr>
+            <w:tcW w:w="4531" w:type="dxa"/>
+          </w:tcPr>
+          <w:p>
+            <w:pPr>
+              <w:rPr>
+                <w:rFonts w:eastAsia="Yu Gothic UI Semibold" w:cstheme="minorHAnsi"/>
+                <w:b/>
+                <w:sz w:val="32"/>
+                <w:szCs w:val="40"/>
+              </w:rPr>
+            </w:pPr>
+            <w:r>
+              <w:rPr>
+                <w:rFonts w:eastAsia="Yu Gothic UI Semibold" w:cstheme="minorHAnsi"/>
+                <w:b/>
+                <w:sz w:val="32"/>
+                <w:szCs w:val="40"/>
+              </w:rPr>
+              <w:t>400 Ft/óra</w:t>
+            </w:r>
+          </w:p>
+        </w:tc>
+      </w:tr>
+      <w:tr>
+        <w:tc>
+          <w:tcPr>
+            <w:tcW w:w="4531" w:type="dxa"/>
+          </w:tcPr>
+          <w:p>
+            <w:pPr>
+              <w:rPr>
+                <w:rFonts w:eastAsia="Yu Gothic UI Semibold" w:cstheme="minorHAnsi"/>
+                <w:b/>
+                <w:sz w:val="32"/>
+                <w:szCs w:val="40"/>
+              </w:rPr>
+            </w:pPr>
+            <w:r>
+              <w:rPr>
+                <w:rFonts w:eastAsia="Yu Gothic UI Semibold" w:cstheme="minorHAnsi"/>
+                <w:b/>
+                <w:sz w:val="32"/>
+                <w:szCs w:val="40"/>
+              </w:rPr>
+              <w:t>Normál port (2db)</w:t>
+            </w:r>
+          </w:p>
+        </w:tc>
+        <w:tc>
+          <w:tcPr>
+            <w:tcW w:w="4531" w:type="dxa"/>
+          </w:tcPr>
+          <w:p>
+            <w:pPr>
+              <w:rPr>
+                <w:rFonts w:eastAsia="Yu Gothic UI Semibold" w:cstheme="minorHAnsi"/>
+                <w:b/>
+                <w:sz w:val="32"/>
+                <w:szCs w:val="40"/>
+              </w:rPr>
+            </w:pPr>
+            <w:r>
+              <w:rPr>
+                <w:rFonts w:eastAsia="Yu Gothic UI Semibold" w:cstheme="minorHAnsi"/>
+                <w:b/>
+                <w:sz w:val="32"/>
+                <w:szCs w:val="40"/>
+              </w:rPr>
+              <w:t>800 Ft/óra</w:t>
+            </w:r>
+          </w:p>
+        </w:tc>
+      </w:tr>
+      <w:tr>
+        <w:tc>
+          <w:tcPr>
+            <w:tcW w:w="4531" w:type="dxa"/>
+          </w:tcPr>
+          <w:p>
+            <w:pPr>
+              <w:rPr>
+                <w:rFonts w:eastAsia="Yu Gothic UI Semibold" w:cstheme="minorHAnsi"/>
+                <w:b/>
+                <w:sz w:val="32"/>
+                <w:szCs w:val="40"/>
+              </w:rPr>
+            </w:pPr>
+            <w:r>
+              <w:rPr>
+                <w:rFonts w:eastAsia="Yu Gothic UI Semibold" w:cstheme="minorHAnsi"/>
+                <w:b/>
+                <w:sz w:val="32"/>
+                <w:szCs w:val="40"/>
+              </w:rPr>
+              <w:t>Gyors port</w:t>
+            </w:r>
+            <w:r>
+              <w:rPr>
+                <w:rFonts w:eastAsia="Yu Gothic UI Semibold" w:cstheme="minorHAnsi"/>
+                <w:b/>
+                <w:sz w:val="32"/>
+                <w:szCs w:val="40"/>
+              </w:rPr>
+              <w:t xml:space="preserve"> (2db)</w:t>
+            </w:r>
+          </w:p>
+        </w:tc>
+        <w:tc>
+          <w:tcPr>
+            <w:tcW w:w="4531" w:type="dxa"/>
+          </w:tcPr>
+          <w:p>
+            <w:pPr>
+              <w:rPr>
+                <w:rFonts w:eastAsia="Yu Gothic UI Semibold" w:cstheme="minorHAnsi"/>
+                <w:b/>
+                <w:sz w:val="32"/>
+                <w:szCs w:val="40"/>
+              </w:rPr>
+            </w:pPr>
+            <w:r>
+              <w:rPr>
+                <w:rFonts w:eastAsia="Yu Gothic UI Semibold" w:cstheme="minorHAnsi"/>
+                <w:b/>
+                <w:sz w:val="32"/>
+                <w:szCs w:val="40"/>
+              </w:rPr>
+              <w:t>1500 Ft/óra</w:t>
+            </w:r>
+          </w:p>
+        </w:tc>
+      </w:tr>
+      <w:tr>
+        <w:tc>
+          <w:tcPr>
+            <w:tcW w:w="4531" w:type="dxa"/>
+          </w:tcPr>
+          <w:p>
+            <w:pPr>
+              <w:rPr>
+                <w:rFonts w:eastAsia="Yu Gothic UI Semibold" w:cstheme="minorHAnsi"/>
+                <w:b/>
+                <w:sz w:val="32"/>
+                <w:szCs w:val="40"/>
+              </w:rPr>
+            </w:pPr>
+            <w:r>
+              <w:rPr>
+                <w:rFonts w:eastAsia="Yu Gothic UI Semibold" w:cstheme="minorHAnsi"/>
+                <w:b/>
+                <w:sz w:val="32"/>
+                <w:szCs w:val="40"/>
+              </w:rPr>
+              <w:t>Ultragyors port</w:t>
+            </w:r>
+          </w:p>
+        </w:tc>
+        <w:tc>
+          <w:tcPr>
+            <w:tcW w:w="4531" w:type="dxa"/>
+          </w:tcPr>
+          <w:p>
+            <w:pPr>
+              <w:rPr>
+                <w:rFonts w:eastAsia="Yu Gothic UI Semibold" w:cstheme="minorHAnsi"/>
+                <w:b/>
+                <w:sz w:val="32"/>
+                <w:szCs w:val="40"/>
+              </w:rPr>
+            </w:pPr>
+            <w:r>
+              <w:rPr>
+                <w:rFonts w:eastAsia="Yu Gothic UI Semibold" w:cstheme="minorHAnsi"/>
+                <w:b/>
+                <w:sz w:val="32"/>
+                <w:szCs w:val="40"/>
+              </w:rPr>
+              <w:t>2000 Ft/óra</w:t>
+            </w:r>
+          </w:p>
+        </w:tc>
+      </w:tr>
+    </w:tbl>
+    <w:p>
+      <w:pPr>
+        <w:rPr>
+          <w:rFonts w:eastAsia="Yu Gothic UI Semibold" w:cstheme="minorHAnsi"/>
+          <w:b/>
+          <w:sz w:val="32"/>
+          <w:szCs w:val="40"/>
+        </w:rPr>
+      </w:pPr>
+    </w:p>
+    <w:p>
+      <w:pPr>
+        <w:rPr>
+          <w:rFonts w:eastAsia="Yu Gothic UI Semibold" w:cstheme="minorHAnsi"/>
+          <w:b/>
+          <w:sz w:val="32"/>
+          <w:szCs w:val="40"/>
+        </w:rPr>
+      </w:pPr>
+      <w:r>
+        <w:rPr>
+          <w:rFonts w:eastAsia="Yu Gothic UI Semibold" w:cstheme="minorHAnsi"/>
+          <w:b/>
+          <w:sz w:val="32"/>
+          <w:szCs w:val="40"/>
+        </w:rPr>
+        <w:t>Felhasználói folyamatok/forgatókönyvek:</w:t>
+      </w:r>
     </w:p>
     <w:p>
       <w:pPr>
@@ -2722,6 +2984,25 @@
       <w:contextualSpacing/>
     </w:pPr>
   </w:style>
+  <w:style w:type="table" w:styleId="Rcsostblzat">
+    <w:name w:val="Table Grid"/>
+    <w:basedOn w:val="Normltblzat"/>
+    <w:uiPriority w:val="39"/>
+    <w:rsid w:val="00223182"/>
+    <w:pPr>
+      <w:spacing w:after="0" w:line="240" w:lineRule="auto"/>
+    </w:pPr>
+    <w:tblPr>
+      <w:tblBorders>
+        <w:top w:val="single" w:sz="4" w:space="0" w:color="auto"/>
+        <w:left w:val="single" w:sz="4" w:space="0" w:color="auto"/>
+        <w:bottom w:val="single" w:sz="4" w:space="0" w:color="auto"/>
+        <w:right w:val="single" w:sz="4" w:space="0" w:color="auto"/>
+        <w:insideH w:val="single" w:sz="4" w:space="0" w:color="auto"/>
+        <w:insideV w:val="single" w:sz="4" w:space="0" w:color="auto"/>
+      </w:tblBorders>
+    </w:tblPr>
+  </w:style>
 </w:styles>
 </file>
 
@@ -3025,7 +3306,7 @@
 </file>
 
 <file path=customXml/itemProps1.xml><?xml version="1.0" encoding="utf-8"?>
-<ds:datastoreItem xmlns:ds="http://schemas.openxmlformats.org/officeDocument/2006/customXml" ds:itemID="{C12807A6-9CA2-46D6-8B29-858E447254FB}">
+<ds:datastoreItem xmlns:ds="http://schemas.openxmlformats.org/officeDocument/2006/customXml" ds:itemID="{2C3C45A0-8A35-4F1C-B1BC-02A82AE79BEF}">
   <ds:schemaRefs>
     <ds:schemaRef ds:uri="http://schemas.openxmlformats.org/officeDocument/2006/bibliography"/>
   </ds:schemaRefs>

--- a/OkostoltoRendszer/Documents/Specifikáció.docx
+++ b/OkostoltoRendszer/Documents/Specifikáció.docx
@@ -860,8 +860,18 @@
           <w:sz w:val="28"/>
           <w:szCs w:val="40"/>
         </w:rPr>
-        <w:t>A nap végén jelenítse meg a portok kihasználtságát %-ban és a teljes bevételt egy file-ban</w:t>
-      </w:r>
+        <w:t>A nap végén jelenítse meg a portok kihasználtságát %-ban és a teljes bevételt</w:t>
+      </w:r>
+      <w:r>
+        <w:rPr>
+          <w:rFonts w:eastAsia="Yu Gothic UI Semibold" w:cstheme="minorHAnsi"/>
+          <w:sz w:val="28"/>
+          <w:szCs w:val="40"/>
+        </w:rPr>
+        <w:t>.</w:t>
+      </w:r>
+      <w:bookmarkStart w:id="0" w:name="_GoBack"/>
+      <w:bookmarkEnd w:id="0"/>
     </w:p>
     <w:p>
       <w:pPr>
@@ -1291,17 +1301,7 @@
           <w:sz w:val="28"/>
           <w:szCs w:val="40"/>
         </w:rPr>
-        <w:t>Tesla, Hyunda</w:t>
-      </w:r>
-      <w:bookmarkStart w:id="0" w:name="_GoBack"/>
-      <w:bookmarkEnd w:id="0"/>
-      <w:r>
-        <w:rPr>
-          <w:rFonts w:eastAsia="Yu Gothic UI Semibold" w:cstheme="minorHAnsi"/>
-          <w:sz w:val="28"/>
-          <w:szCs w:val="40"/>
-        </w:rPr>
-        <w:t>i, Volkswagen</w:t>
+        <w:t>Tesla, Hyundai, Volkswagen</w:t>
       </w:r>
     </w:p>
     <w:p>
@@ -1479,16 +1479,7 @@
                 <w:sz w:val="32"/>
                 <w:szCs w:val="40"/>
               </w:rPr>
-              <w:t>Gyors port</w:t>
-            </w:r>
-            <w:r>
-              <w:rPr>
-                <w:rFonts w:eastAsia="Yu Gothic UI Semibold" w:cstheme="minorHAnsi"/>
-                <w:b/>
-                <w:sz w:val="32"/>
-                <w:szCs w:val="40"/>
-              </w:rPr>
-              <w:t xml:space="preserve"> (2db)</w:t>
+              <w:t>Gyors port (2db)</w:t>
             </w:r>
           </w:p>
         </w:tc>
@@ -3306,7 +3297,7 @@
 </file>
 
 <file path=customXml/itemProps1.xml><?xml version="1.0" encoding="utf-8"?>
-<ds:datastoreItem xmlns:ds="http://schemas.openxmlformats.org/officeDocument/2006/customXml" ds:itemID="{2C3C45A0-8A35-4F1C-B1BC-02A82AE79BEF}">
+<ds:datastoreItem xmlns:ds="http://schemas.openxmlformats.org/officeDocument/2006/customXml" ds:itemID="{E6D332EE-68C1-4E7B-B1EE-5627D472E659}">
   <ds:schemaRefs>
     <ds:schemaRef ds:uri="http://schemas.openxmlformats.org/officeDocument/2006/bibliography"/>
   </ds:schemaRefs>
